--- a/docs/Labs/CS212_CodeReviewForm-Generic.docx
+++ b/docs/Labs/CS212_CodeReviewForm-Generic.docx
@@ -1788,10 +1788,10 @@
       <w:t>W</w:t>
     </w:r>
     <w:r>
-      <w:t>ritten by Brian Bird, for CS295</w:t>
+      <w:t>ritten by Brian Bird, for CS212</w:t>
     </w:r>
     <w:r>
-      <w:t xml:space="preserve">N, Lane Community College, </w:t>
+      <w:t xml:space="preserve">, Lane Community College, </w:t>
     </w:r>
     <w:r>
       <w:t>fall</w:t>
